--- a/Informatica/Готовые аннотации/Аннотация1__системысчисления.docx
+++ b/Informatica/Готовые аннотации/Аннотация1__системысчисления.docx
@@ -2170,21 +2170,13 @@
               <w:rPr>
                 <w:lang w:val="ru-RU"/>
               </w:rPr>
-              <w:t xml:space="preserve">Какое место </w:t>
-            </w:r>
-            <w:proofErr w:type="spellStart"/>
-            <w:r>
-              <w:rPr>
-                <w:lang w:val="ru-RU"/>
-              </w:rPr>
-              <w:t>место</w:t>
-            </w:r>
-            <w:proofErr w:type="spellEnd"/>
-            <w:r>
-              <w:rPr>
-                <w:lang w:val="ru-RU"/>
-              </w:rPr>
-              <w:t xml:space="preserve"> займет программист на олимпиаду</w:t>
+              <w:t>Какое место займет программист на олимпиад</w:t>
+            </w:r>
+            <w:r>
+              <w:rPr>
+                <w:lang w:val="ru-RU"/>
+              </w:rPr>
+              <w:t>е</w:t>
             </w:r>
             <w:r>
               <w:rPr>
